--- a/Working Folder/5 Lee Ji Heng 李智恒 - Dark Light 黑光/5_Front-Matter.docx
+++ b/Working Folder/5 Lee Ji Heng 李智恒 - Dark Light 黑光/5_Front-Matter.docx
@@ -1849,19 +1849,37 @@
         </w:rPr>
         <w:t>... </w:t>
       </w:r>
-      <w:hyperlink r:id="rId14" w:history="1">
-        <w:r>
-          <w:rPr>
-            <w:rStyle w:val="Hyperlink"/>
-            <w:rFonts w:ascii="Noto Serif SC" w:eastAsia="Noto Serif SC" w:hAnsi="Noto Serif SC" w:cs="Noto Serif"/>
-            <w:i/>
-            <w:iCs/>
-            <w:sz w:val="24"/>
-            <w:szCs w:val="24"/>
-          </w:rPr>
-          <w:t>heard that...</w:t>
-        </w:r>
-      </w:hyperlink>
+      <w:r>
+        <w:fldChar w:fldCharType="begin"/>
+      </w:r>
+      <w:r>
+        <w:instrText>HYPERLINK "https://www.jihenglee.com/large-ensemble/2013-heard-that"</w:instrText>
+      </w:r>
+      <w:r>
+        <w:fldChar w:fldCharType="separate"/>
+      </w:r>
+      <w:r>
+        <w:rPr>
+          <w:rStyle w:val="Hyperlink"/>
+          <w:rFonts w:ascii="Noto Serif SC" w:eastAsia="Noto Serif SC" w:hAnsi="Noto Serif SC" w:cs="Noto Serif"/>
+          <w:i/>
+          <w:iCs/>
+          <w:sz w:val="24"/>
+          <w:szCs w:val="24"/>
+        </w:rPr>
+        <w:t>heard that...</w:t>
+      </w:r>
+      <w:r>
+        <w:rPr>
+          <w:rStyle w:val="Hyperlink"/>
+          <w:rFonts w:ascii="Noto Serif SC" w:eastAsia="Noto Serif SC" w:hAnsi="Noto Serif SC" w:cs="Noto Serif"/>
+          <w:i/>
+          <w:iCs/>
+          <w:sz w:val="24"/>
+          <w:szCs w:val="24"/>
+        </w:rPr>
+        <w:fldChar w:fldCharType="end"/>
+      </w:r>
       <w:r>
         <w:rPr>
           <w:rFonts w:ascii="Noto Serif SC" w:eastAsia="Noto Serif SC" w:hAnsi="Noto Serif SC" w:cs="Noto Serif"/>
@@ -2350,7 +2368,7 @@
         </w:rPr>
         <w:t>(</w:t>
       </w:r>
-      <w:hyperlink r:id="rId15" w:history="1">
+      <w:hyperlink r:id="rId14" w:history="1">
         <w:r>
           <w:rPr>
             <w:rStyle w:val="Hyperlink"/>
@@ -2653,7 +2671,7 @@
         </w:rPr>
         <w:t> </w:t>
       </w:r>
-      <w:hyperlink r:id="rId16" w:history="1">
+      <w:hyperlink r:id="rId15" w:history="1">
         <w:r>
           <w:rPr>
             <w:rStyle w:val="Hyperlink"/>
@@ -2782,7 +2800,7 @@
         </w:rPr>
         <w:t> </w:t>
       </w:r>
-      <w:hyperlink r:id="rId17" w:history="1">
+      <w:hyperlink r:id="rId16" w:history="1">
         <w:r>
           <w:rPr>
             <w:rStyle w:val="Hyperlink"/>
@@ -4169,8 +4187,19 @@
           <w:szCs w:val="24"/>
           <w:lang w:val="en-US"/>
         </w:rPr>
-        <w:t>clashing pitches, interlocking rhythms and sheer volume of sounds, the conflict heightens and bursts with a passionate outcry from each band. A moment of intense stillness in the wake of the conflict rips through the heart of a hauntingly beautiful girl standing in the midst of</w:t>
-      </w:r>
+        <w:t xml:space="preserve">clashing pitches, interlocking rhythms and sheer volume of sounds, the conflict heightens and bursts with a passionate outcry from each band. A moment of intense stillness in the wake of the conflict rips through the heart of a hauntingly beautiful girl standing </w:t>
+      </w:r>
+      <w:proofErr w:type="gramStart"/>
+      <w:r>
+        <w:rPr>
+          <w:rFonts w:ascii="Noto Serif SC" w:eastAsia="Noto Serif SC" w:hAnsi="Noto Serif SC" w:cs="Noto Serif"/>
+          <w:sz w:val="24"/>
+          <w:szCs w:val="24"/>
+          <w:lang w:val="en-US"/>
+        </w:rPr>
+        <w:t>in the midst of</w:t>
+      </w:r>
+      <w:proofErr w:type="gramEnd"/>
       <w:r>
         <w:rPr>
           <w:rFonts w:ascii="Noto Serif SC" w:eastAsia="Noto Serif SC" w:hAnsi="Noto Serif SC" w:cs="Noto Serif"/>
@@ -4264,9 +4293,150 @@
           <w:szCs w:val="24"/>
           <w:lang w:val="en-GB"/>
         </w:rPr>
+        <w:t xml:space="preserve"> Bangdi</w:t>
+      </w:r>
+    </w:p>
+    <w:p>
+      <w:pPr>
+        <w:rPr>
+          <w:rFonts w:ascii="Noto Serif SC" w:eastAsia="Noto Serif SC" w:hAnsi="Noto Serif SC" w:cs="Noto Serif"/>
+          <w:sz w:val="24"/>
+          <w:szCs w:val="24"/>
+          <w:lang w:val="en-US"/>
+        </w:rPr>
+      </w:pPr>
+      <w:r>
+        <w:rPr>
+          <w:rFonts w:ascii="Noto Serif SC" w:eastAsia="Noto Serif SC" w:hAnsi="Noto Serif SC" w:cs="Noto Serif" w:hint="eastAsia"/>
+          <w:sz w:val="24"/>
+          <w:szCs w:val="24"/>
+          <w:lang w:val="en-US"/>
+        </w:rPr>
+        <w:t>曲笛</w:t>
+      </w:r>
+      <w:r>
+        <w:rPr>
+          <w:rFonts w:ascii="Noto Serif SC" w:eastAsia="Noto Serif SC" w:hAnsi="Noto Serif SC" w:cs="Noto Serif"/>
+          <w:sz w:val="24"/>
+          <w:szCs w:val="24"/>
+          <w:lang w:val="en-US"/>
+        </w:rPr>
+        <w:t xml:space="preserve"> Qudi</w:t>
+      </w:r>
+    </w:p>
+    <w:p>
+      <w:pPr>
+        <w:rPr>
+          <w:rFonts w:ascii="Noto Serif SC" w:eastAsia="Noto Serif SC" w:hAnsi="Noto Serif SC" w:cs="Noto Serif"/>
+          <w:sz w:val="24"/>
+          <w:szCs w:val="24"/>
+          <w:lang w:val="en-GB"/>
+        </w:rPr>
+      </w:pPr>
+      <w:r>
+        <w:rPr>
+          <w:rFonts w:ascii="Noto Serif SC" w:eastAsia="Noto Serif SC" w:hAnsi="Noto Serif SC" w:cs="Noto Serif" w:hint="eastAsia"/>
+          <w:sz w:val="24"/>
+          <w:szCs w:val="24"/>
+          <w:lang w:val="en-GB"/>
+        </w:rPr>
+        <w:t>新笛</w:t>
+      </w:r>
+      <w:proofErr w:type="spellStart"/>
+      <w:r>
+        <w:rPr>
+          <w:rFonts w:ascii="Noto Serif SC" w:eastAsia="Noto Serif SC" w:hAnsi="Noto Serif SC" w:cs="Noto Serif"/>
+          <w:sz w:val="24"/>
+          <w:szCs w:val="24"/>
+          <w:lang w:val="en-GB"/>
+        </w:rPr>
+        <w:t>Xindi</w:t>
+      </w:r>
+      <w:proofErr w:type="spellEnd"/>
+    </w:p>
+    <w:p>
+      <w:pPr>
+        <w:spacing w:after="120"/>
+        <w:rPr>
+          <w:rFonts w:ascii="Noto Serif SC" w:eastAsia="Noto Serif SC" w:hAnsi="Noto Serif SC" w:cs="Noto Serif"/>
+          <w:sz w:val="24"/>
+          <w:szCs w:val="24"/>
+          <w:lang w:val="en-US"/>
+        </w:rPr>
+      </w:pPr>
+      <w:r>
+        <w:rPr>
+          <w:rFonts w:ascii="Noto Serif SC" w:eastAsia="Noto Serif SC" w:hAnsi="Noto Serif SC" w:cs="Noto Serif" w:hint="eastAsia"/>
+          <w:sz w:val="24"/>
+          <w:szCs w:val="24"/>
+        </w:rPr>
+        <w:t>箫</w:t>
+      </w:r>
+      <w:r>
+        <w:rPr>
+          <w:rFonts w:ascii="Noto Serif SC" w:eastAsia="Noto Serif SC" w:hAnsi="Noto Serif SC" w:cs="Noto Serif"/>
+          <w:sz w:val="24"/>
+          <w:szCs w:val="24"/>
+          <w:lang w:val="en-US"/>
+        </w:rPr>
+        <w:t xml:space="preserve"> Xiao</w:t>
+      </w:r>
+    </w:p>
+    <w:p>
+      <w:pPr>
+        <w:rPr>
+          <w:rFonts w:ascii="Noto Serif SC" w:eastAsia="Noto Serif SC" w:hAnsi="Noto Serif SC" w:cs="Noto Serif"/>
+          <w:sz w:val="24"/>
+          <w:szCs w:val="24"/>
+          <w:lang w:val="en-GB"/>
+        </w:rPr>
+      </w:pPr>
+      <w:r>
+        <w:rPr>
+          <w:rFonts w:ascii="Noto Serif SC" w:eastAsia="Noto Serif SC" w:hAnsi="Noto Serif SC" w:cs="Noto Serif" w:hint="eastAsia"/>
+          <w:sz w:val="24"/>
+          <w:szCs w:val="24"/>
+          <w:lang w:val="en-GB"/>
+        </w:rPr>
+        <w:t>高音笙</w:t>
+      </w:r>
+      <w:r>
+        <w:rPr>
+          <w:rFonts w:ascii="Noto Serif SC" w:eastAsia="Noto Serif SC" w:hAnsi="Noto Serif SC" w:cs="Noto Serif"/>
+          <w:sz w:val="24"/>
+          <w:szCs w:val="24"/>
+          <w:lang w:val="en-GB"/>
+        </w:rPr>
+        <w:t xml:space="preserve"> Gaoyin Sheng</w:t>
+      </w:r>
+    </w:p>
+    <w:p>
+      <w:pPr>
+        <w:rPr>
+          <w:rFonts w:ascii="Noto Serif SC" w:eastAsia="Noto Serif SC" w:hAnsi="Noto Serif SC" w:cs="Noto Serif"/>
+          <w:sz w:val="24"/>
+          <w:szCs w:val="24"/>
+          <w:lang w:val="en-GB"/>
+        </w:rPr>
+      </w:pPr>
+      <w:r>
+        <w:rPr>
+          <w:rFonts w:ascii="Noto Serif SC" w:eastAsia="Noto Serif SC" w:hAnsi="Noto Serif SC" w:cs="Noto Serif" w:hint="eastAsia"/>
+          <w:sz w:val="24"/>
+          <w:szCs w:val="24"/>
+          <w:lang w:val="en-GB"/>
+        </w:rPr>
+        <w:t>中音笙</w:t>
+      </w:r>
+      <w:r>
+        <w:rPr>
+          <w:rFonts w:ascii="Noto Serif SC" w:eastAsia="Noto Serif SC" w:hAnsi="Noto Serif SC" w:cs="Noto Serif"/>
+          <w:sz w:val="24"/>
+          <w:szCs w:val="24"/>
+          <w:lang w:val="en-GB"/>
+        </w:rPr>
         <w:t xml:space="preserve"> </w:t>
       </w:r>
-      <w:proofErr w:type="spellStart"/>
       <w:r>
         <w:rPr>
           <w:rFonts w:ascii="Noto Serif SC" w:eastAsia="Noto Serif SC" w:hAnsi="Noto Serif SC" w:cs="Noto Serif"/>
@@ -4274,27 +4444,101 @@
           <w:szCs w:val="24"/>
           <w:lang w:val="en-GB"/>
         </w:rPr>
-        <w:t>Bangdi</w:t>
-      </w:r>
-      <w:proofErr w:type="spellEnd"/>
-    </w:p>
-    <w:p>
-      <w:pPr>
-        <w:rPr>
-          <w:rFonts w:ascii="Noto Serif SC" w:eastAsia="Noto Serif SC" w:hAnsi="Noto Serif SC" w:cs="Noto Serif"/>
-          <w:sz w:val="24"/>
-          <w:szCs w:val="24"/>
-          <w:lang w:val="en-US"/>
-        </w:rPr>
-      </w:pPr>
-      <w:r>
-        <w:rPr>
-          <w:rFonts w:ascii="Noto Serif SC" w:eastAsia="Noto Serif SC" w:hAnsi="Noto Serif SC" w:cs="Noto Serif" w:hint="eastAsia"/>
-          <w:sz w:val="24"/>
-          <w:szCs w:val="24"/>
-          <w:lang w:val="en-US"/>
-        </w:rPr>
-        <w:t>曲笛</w:t>
+        <w:t>Z</w:t>
+      </w:r>
+      <w:r>
+        <w:rPr>
+          <w:rFonts w:ascii="Noto Serif SC" w:eastAsia="Noto Serif SC" w:hAnsi="Noto Serif SC" w:cs="Noto Serif"/>
+          <w:sz w:val="24"/>
+          <w:szCs w:val="24"/>
+          <w:lang w:val="en-GB"/>
+        </w:rPr>
+        <w:t>hongyin Sheng</w:t>
+      </w:r>
+    </w:p>
+    <w:p>
+      <w:pPr>
+        <w:spacing w:after="120"/>
+        <w:rPr>
+          <w:rFonts w:ascii="Noto Serif SC" w:eastAsia="Noto Serif SC" w:hAnsi="Noto Serif SC" w:cs="Noto Serif"/>
+          <w:sz w:val="24"/>
+          <w:szCs w:val="24"/>
+          <w:lang w:val="en-GB"/>
+        </w:rPr>
+      </w:pPr>
+      <w:r>
+        <w:rPr>
+          <w:rFonts w:ascii="Noto Serif SC" w:eastAsia="Noto Serif SC" w:hAnsi="Noto Serif SC" w:cs="Noto Serif" w:hint="eastAsia"/>
+          <w:sz w:val="24"/>
+          <w:szCs w:val="24"/>
+          <w:lang w:val="en-GB"/>
+        </w:rPr>
+        <w:t>低音笙</w:t>
+      </w:r>
+      <w:r>
+        <w:rPr>
+          <w:rFonts w:ascii="Noto Serif SC" w:eastAsia="Noto Serif SC" w:hAnsi="Noto Serif SC" w:cs="Noto Serif"/>
+          <w:sz w:val="24"/>
+          <w:szCs w:val="24"/>
+          <w:lang w:val="en-GB"/>
+        </w:rPr>
+        <w:t xml:space="preserve"> Diyin Sheng</w:t>
+      </w:r>
+    </w:p>
+    <w:p>
+      <w:pPr>
+        <w:rPr>
+          <w:rFonts w:ascii="Noto Serif SC" w:eastAsia="Noto Serif SC" w:hAnsi="Noto Serif SC" w:cs="Noto Serif"/>
+          <w:sz w:val="24"/>
+          <w:szCs w:val="24"/>
+          <w:lang w:val="en-GB"/>
+        </w:rPr>
+      </w:pPr>
+      <w:r>
+        <w:rPr>
+          <w:rFonts w:ascii="Noto Serif SC" w:eastAsia="Noto Serif SC" w:hAnsi="Noto Serif SC" w:cs="Noto Serif" w:hint="eastAsia"/>
+          <w:sz w:val="24"/>
+          <w:szCs w:val="24"/>
+          <w:lang w:val="en-GB"/>
+        </w:rPr>
+        <w:t>高音唢呐</w:t>
+      </w:r>
+      <w:r>
+        <w:rPr>
+          <w:rFonts w:ascii="Noto Serif SC" w:eastAsia="Noto Serif SC" w:hAnsi="Noto Serif SC" w:cs="Noto Serif"/>
+          <w:sz w:val="24"/>
+          <w:szCs w:val="24"/>
+          <w:lang w:val="en-GB"/>
+        </w:rPr>
+        <w:t xml:space="preserve"> Gaoyin Suona</w:t>
+      </w:r>
+    </w:p>
+    <w:p>
+      <w:pPr>
+        <w:rPr>
+          <w:rFonts w:ascii="Noto Serif SC" w:eastAsia="Noto Serif SC" w:hAnsi="Noto Serif SC" w:cs="Noto Serif"/>
+          <w:sz w:val="24"/>
+          <w:szCs w:val="24"/>
+          <w:lang w:val="en-US" w:eastAsia="zh-TW"/>
+        </w:rPr>
+      </w:pPr>
+      <w:r>
+        <w:rPr>
+          <w:rFonts w:ascii="Noto Serif SC" w:eastAsia="Noto Serif SC" w:hAnsi="Noto Serif SC" w:cs="Noto Serif" w:hint="eastAsia"/>
+          <w:sz w:val="24"/>
+          <w:szCs w:val="24"/>
+          <w:lang w:val="en-US"/>
+        </w:rPr>
+        <w:t>次中</w:t>
+      </w:r>
+      <w:r>
+        <w:rPr>
+          <w:rFonts w:ascii="Noto Serif SC" w:eastAsia="Noto Serif SC" w:hAnsi="Noto Serif SC" w:cs="Noto Serif" w:hint="eastAsia"/>
+          <w:sz w:val="24"/>
+          <w:szCs w:val="24"/>
+          <w:lang w:val="en-GB"/>
+        </w:rPr>
+        <w:t>唢呐</w:t>
       </w:r>
       <w:r>
         <w:rPr>
@@ -4305,966 +4549,667 @@
         </w:rPr>
         <w:t xml:space="preserve"> </w:t>
       </w:r>
-      <w:proofErr w:type="spellStart"/>
-      <w:r>
-        <w:rPr>
-          <w:rFonts w:ascii="Noto Serif SC" w:eastAsia="Noto Serif SC" w:hAnsi="Noto Serif SC" w:cs="Noto Serif"/>
-          <w:sz w:val="24"/>
-          <w:szCs w:val="24"/>
-          <w:lang w:val="en-US"/>
-        </w:rPr>
-        <w:t>Qudi</w:t>
-      </w:r>
-      <w:proofErr w:type="spellEnd"/>
-    </w:p>
-    <w:p>
-      <w:pPr>
-        <w:rPr>
-          <w:rFonts w:ascii="Noto Serif SC" w:eastAsia="Noto Serif SC" w:hAnsi="Noto Serif SC" w:cs="Noto Serif"/>
+      <w:r>
+        <w:rPr>
+          <w:rFonts w:ascii="Noto Serif SC" w:eastAsia="Noto Serif SC" w:hAnsi="Noto Serif SC" w:cs="Noto Serif"/>
+          <w:sz w:val="24"/>
+          <w:szCs w:val="24"/>
+        </w:rPr>
+        <w:t xml:space="preserve">Cizhongyin </w:t>
+      </w:r>
+      <w:r>
+        <w:rPr>
+          <w:rFonts w:ascii="Noto Serif SC" w:eastAsia="Noto Serif SC" w:hAnsi="Noto Serif SC" w:cs="Noto Serif"/>
+          <w:sz w:val="24"/>
+          <w:szCs w:val="24"/>
+          <w:lang w:val="en-US"/>
+        </w:rPr>
+        <w:t>Suona</w:t>
+      </w:r>
+    </w:p>
+    <w:p>
+      <w:pPr>
+        <w:rPr>
+          <w:rFonts w:ascii="Noto Serif SC" w:eastAsia="Noto Serif SC" w:hAnsi="Noto Serif SC" w:cs="Noto Serif"/>
+          <w:sz w:val="24"/>
+          <w:szCs w:val="24"/>
+          <w:lang w:val="en-US" w:eastAsia="zh-TW"/>
+        </w:rPr>
+      </w:pPr>
+      <w:r>
+        <w:rPr>
+          <w:rFonts w:ascii="Noto Serif SC" w:eastAsia="Noto Serif SC" w:hAnsi="Noto Serif SC" w:cs="Noto Serif" w:hint="eastAsia"/>
+          <w:sz w:val="24"/>
+          <w:szCs w:val="24"/>
+        </w:rPr>
+        <w:t>低音</w:t>
+      </w:r>
+      <w:r>
+        <w:rPr>
+          <w:rFonts w:ascii="Noto Serif SC" w:eastAsia="Noto Serif SC" w:hAnsi="Noto Serif SC" w:cs="Noto Serif" w:hint="eastAsia"/>
           <w:sz w:val="24"/>
           <w:szCs w:val="24"/>
           <w:lang w:val="en-GB"/>
         </w:rPr>
-      </w:pPr>
-      <w:r>
-        <w:rPr>
-          <w:rFonts w:ascii="Noto Serif SC" w:eastAsia="Noto Serif SC" w:hAnsi="Noto Serif SC" w:cs="Noto Serif" w:hint="eastAsia"/>
-          <w:sz w:val="24"/>
-          <w:szCs w:val="24"/>
-          <w:lang w:val="en-GB"/>
-        </w:rPr>
-        <w:t>新笛</w:t>
-      </w:r>
-      <w:proofErr w:type="spellStart"/>
-      <w:r>
-        <w:rPr>
-          <w:rFonts w:ascii="Noto Serif SC" w:eastAsia="Noto Serif SC" w:hAnsi="Noto Serif SC" w:cs="Noto Serif"/>
-          <w:sz w:val="24"/>
-          <w:szCs w:val="24"/>
-          <w:lang w:val="en-GB"/>
-        </w:rPr>
-        <w:t>Xindi</w:t>
-      </w:r>
-      <w:proofErr w:type="spellEnd"/>
-    </w:p>
-    <w:p>
-      <w:pPr>
-        <w:spacing w:after="120"/>
-        <w:rPr>
-          <w:rFonts w:ascii="Noto Serif SC" w:eastAsia="Noto Serif SC" w:hAnsi="Noto Serif SC" w:cs="Noto Serif"/>
-          <w:sz w:val="24"/>
-          <w:szCs w:val="24"/>
-          <w:lang w:val="en-US"/>
-        </w:rPr>
-      </w:pPr>
-      <w:r>
-        <w:rPr>
-          <w:rFonts w:ascii="Noto Serif SC" w:eastAsia="Noto Serif SC" w:hAnsi="Noto Serif SC" w:cs="Noto Serif" w:hint="eastAsia"/>
-          <w:sz w:val="24"/>
-          <w:szCs w:val="24"/>
-        </w:rPr>
-        <w:t>箫</w:t>
-      </w:r>
-      <w:r>
-        <w:rPr>
-          <w:rFonts w:ascii="Noto Serif SC" w:eastAsia="Noto Serif SC" w:hAnsi="Noto Serif SC" w:cs="Noto Serif"/>
-          <w:sz w:val="24"/>
-          <w:szCs w:val="24"/>
-          <w:lang w:val="en-US"/>
-        </w:rPr>
-        <w:t xml:space="preserve"> Xiao</w:t>
-      </w:r>
-    </w:p>
-    <w:p>
-      <w:pPr>
-        <w:rPr>
-          <w:rFonts w:ascii="Noto Serif SC" w:eastAsia="Noto Serif SC" w:hAnsi="Noto Serif SC" w:cs="Noto Serif"/>
-          <w:sz w:val="24"/>
-          <w:szCs w:val="24"/>
-          <w:lang w:val="en-GB"/>
-        </w:rPr>
-      </w:pPr>
-      <w:r>
-        <w:rPr>
-          <w:rFonts w:ascii="Noto Serif SC" w:eastAsia="Noto Serif SC" w:hAnsi="Noto Serif SC" w:cs="Noto Serif" w:hint="eastAsia"/>
-          <w:sz w:val="24"/>
-          <w:szCs w:val="24"/>
-          <w:lang w:val="en-GB"/>
-        </w:rPr>
-        <w:t>高音笙</w:t>
-      </w:r>
-      <w:r>
-        <w:rPr>
-          <w:rFonts w:ascii="Noto Serif SC" w:eastAsia="Noto Serif SC" w:hAnsi="Noto Serif SC" w:cs="Noto Serif"/>
-          <w:sz w:val="24"/>
-          <w:szCs w:val="24"/>
-          <w:lang w:val="en-GB"/>
+        <w:t>唢呐</w:t>
+      </w:r>
+      <w:r>
+        <w:rPr>
+          <w:rFonts w:ascii="Noto Serif SC" w:eastAsia="Noto Serif SC" w:hAnsi="Noto Serif SC" w:cs="Noto Serif"/>
+          <w:sz w:val="24"/>
+          <w:szCs w:val="24"/>
+        </w:rPr>
+        <w:t xml:space="preserve"> Diyin Suona</w:t>
+      </w:r>
+    </w:p>
+    <w:p>
+      <w:pPr>
+        <w:rPr>
+          <w:rFonts w:ascii="Noto Serif SC" w:eastAsia="Noto Serif SC" w:hAnsi="Noto Serif SC" w:cs="Noto Serif"/>
+          <w:sz w:val="24"/>
+          <w:szCs w:val="24"/>
+          <w:lang w:val="en-US"/>
+        </w:rPr>
+      </w:pPr>
+    </w:p>
+    <w:p>
+      <w:pPr>
+        <w:rPr>
+          <w:rFonts w:ascii="Noto Serif SC" w:eastAsia="Noto Serif SC" w:hAnsi="Noto Serif SC" w:cs="Noto Serif"/>
+          <w:sz w:val="24"/>
+          <w:szCs w:val="24"/>
+          <w:lang w:val="en-US"/>
+        </w:rPr>
+      </w:pPr>
+      <w:r>
+        <w:rPr>
+          <w:rFonts w:ascii="Noto Serif SC" w:eastAsia="Noto Serif SC" w:hAnsi="Noto Serif SC" w:cs="Noto Serif" w:hint="eastAsia"/>
+          <w:sz w:val="24"/>
+          <w:szCs w:val="24"/>
+          <w:lang w:val="en-US"/>
+        </w:rPr>
+        <w:t>扬琴</w:t>
+      </w:r>
+      <w:r>
+        <w:rPr>
+          <w:rFonts w:ascii="Noto Serif SC" w:eastAsia="Noto Serif SC" w:hAnsi="Noto Serif SC" w:cs="Noto Serif"/>
+          <w:sz w:val="24"/>
+          <w:szCs w:val="24"/>
+          <w:lang w:val="en-US"/>
+        </w:rPr>
+        <w:t xml:space="preserve"> Yangqin</w:t>
+      </w:r>
+    </w:p>
+    <w:p>
+      <w:pPr>
+        <w:rPr>
+          <w:rFonts w:ascii="Noto Serif SC" w:eastAsia="Noto Serif SC" w:hAnsi="Noto Serif SC" w:cs="Noto Serif"/>
+          <w:sz w:val="24"/>
+          <w:szCs w:val="24"/>
+          <w:lang w:val="en-US"/>
+        </w:rPr>
+      </w:pPr>
+      <w:r>
+        <w:rPr>
+          <w:rFonts w:ascii="Noto Serif SC" w:eastAsia="Noto Serif SC" w:hAnsi="Noto Serif SC" w:cs="Noto Serif" w:hint="eastAsia"/>
+          <w:sz w:val="24"/>
+          <w:szCs w:val="24"/>
+          <w:lang w:val="en-US"/>
+        </w:rPr>
+        <w:t>柳琴</w:t>
+      </w:r>
+      <w:r>
+        <w:rPr>
+          <w:rFonts w:ascii="Noto Serif SC" w:eastAsia="Noto Serif SC" w:hAnsi="Noto Serif SC" w:cs="Noto Serif"/>
+          <w:sz w:val="24"/>
+          <w:szCs w:val="24"/>
+          <w:lang w:val="en-US"/>
+        </w:rPr>
+        <w:t xml:space="preserve"> Liuqin</w:t>
+      </w:r>
+    </w:p>
+    <w:p>
+      <w:pPr>
+        <w:rPr>
+          <w:rFonts w:ascii="Noto Serif SC" w:eastAsia="Noto Serif SC" w:hAnsi="Noto Serif SC" w:cs="Noto Serif"/>
+          <w:sz w:val="24"/>
+          <w:szCs w:val="24"/>
+          <w:lang w:val="en-US"/>
+        </w:rPr>
+      </w:pPr>
+      <w:r>
+        <w:rPr>
+          <w:rFonts w:ascii="Noto Serif SC" w:eastAsia="Noto Serif SC" w:hAnsi="Noto Serif SC" w:cs="Noto Serif" w:hint="eastAsia"/>
+          <w:sz w:val="24"/>
+          <w:szCs w:val="24"/>
+          <w:lang w:val="en-US"/>
+        </w:rPr>
+        <w:t>琵琶</w:t>
+      </w:r>
+      <w:r>
+        <w:rPr>
+          <w:rFonts w:ascii="Noto Serif SC" w:eastAsia="Noto Serif SC" w:hAnsi="Noto Serif SC" w:cs="Noto Serif"/>
+          <w:sz w:val="24"/>
+          <w:szCs w:val="24"/>
+          <w:lang w:val="en-US"/>
+        </w:rPr>
+        <w:t xml:space="preserve"> Pipa</w:t>
+      </w:r>
+    </w:p>
+    <w:p>
+      <w:pPr>
+        <w:rPr>
+          <w:rFonts w:ascii="Noto Serif SC" w:eastAsia="Noto Serif SC" w:hAnsi="Noto Serif SC" w:cs="Noto Serif"/>
+          <w:sz w:val="24"/>
+          <w:szCs w:val="24"/>
+          <w:lang w:val="en-US"/>
+        </w:rPr>
+      </w:pPr>
+      <w:r>
+        <w:rPr>
+          <w:rFonts w:ascii="Noto Serif SC" w:eastAsia="Noto Serif SC" w:hAnsi="Noto Serif SC" w:cs="Noto Serif" w:hint="eastAsia"/>
+          <w:sz w:val="24"/>
+          <w:szCs w:val="24"/>
+          <w:lang w:val="en-US"/>
+        </w:rPr>
+        <w:t>中阮</w:t>
+      </w:r>
+      <w:r>
+        <w:rPr>
+          <w:rFonts w:ascii="Noto Serif SC" w:eastAsia="Noto Serif SC" w:hAnsi="Noto Serif SC" w:cs="Noto Serif"/>
+          <w:sz w:val="24"/>
+          <w:szCs w:val="24"/>
+          <w:lang w:val="en-US"/>
+        </w:rPr>
+        <w:t xml:space="preserve"> Zhongruan</w:t>
+      </w:r>
+    </w:p>
+    <w:p>
+      <w:pPr>
+        <w:rPr>
+          <w:rFonts w:ascii="Noto Serif SC" w:eastAsia="Noto Serif SC" w:hAnsi="Noto Serif SC" w:cs="Noto Serif"/>
+          <w:sz w:val="24"/>
+          <w:szCs w:val="24"/>
+          <w:lang w:val="en-US"/>
+        </w:rPr>
+      </w:pPr>
+      <w:r>
+        <w:rPr>
+          <w:rFonts w:ascii="Noto Serif SC" w:eastAsia="Noto Serif SC" w:hAnsi="Noto Serif SC" w:cs="Noto Serif" w:hint="eastAsia"/>
+          <w:sz w:val="24"/>
+          <w:szCs w:val="24"/>
+        </w:rPr>
+        <w:t>三弦</w:t>
+      </w:r>
+      <w:r>
+        <w:rPr>
+          <w:rFonts w:ascii="Noto Serif SC" w:eastAsia="Noto Serif SC" w:hAnsi="Noto Serif SC" w:cs="Noto Serif"/>
+          <w:sz w:val="24"/>
+          <w:szCs w:val="24"/>
+          <w:lang w:val="en-US"/>
+        </w:rPr>
+        <w:t xml:space="preserve"> Sanxian</w:t>
+      </w:r>
+    </w:p>
+    <w:p>
+      <w:pPr>
+        <w:rPr>
+          <w:rFonts w:ascii="Noto Serif SC" w:eastAsia="Noto Serif SC" w:hAnsi="Noto Serif SC" w:cs="Noto Serif"/>
+          <w:sz w:val="24"/>
+          <w:szCs w:val="24"/>
+          <w:lang w:val="en-US"/>
+        </w:rPr>
+      </w:pPr>
+      <w:r>
+        <w:rPr>
+          <w:rFonts w:ascii="Noto Serif SC" w:eastAsia="Noto Serif SC" w:hAnsi="Noto Serif SC" w:cs="Noto Serif" w:hint="eastAsia"/>
+          <w:sz w:val="24"/>
+          <w:szCs w:val="24"/>
+          <w:lang w:val="en-US"/>
+        </w:rPr>
+        <w:t>大阮</w:t>
+      </w:r>
+      <w:r>
+        <w:rPr>
+          <w:rFonts w:ascii="Noto Serif SC" w:eastAsia="Noto Serif SC" w:hAnsi="Noto Serif SC" w:cs="Noto Serif"/>
+          <w:sz w:val="24"/>
+          <w:szCs w:val="24"/>
+          <w:lang w:val="en-US"/>
+        </w:rPr>
+        <w:t xml:space="preserve"> Daruan</w:t>
+      </w:r>
+    </w:p>
+    <w:p>
+      <w:pPr>
+        <w:rPr>
+          <w:rFonts w:ascii="Noto Serif SC" w:eastAsia="Noto Serif SC" w:hAnsi="Noto Serif SC" w:cs="Noto Serif"/>
+          <w:sz w:val="24"/>
+          <w:szCs w:val="24"/>
+          <w:lang w:val="en-US"/>
+        </w:rPr>
+      </w:pPr>
+    </w:p>
+    <w:p>
+      <w:pPr>
+        <w:rPr>
+          <w:rFonts w:ascii="Noto Serif SC" w:eastAsia="Noto Serif SC" w:hAnsi="Noto Serif SC" w:cs="Noto Serif"/>
+          <w:sz w:val="24"/>
+          <w:szCs w:val="24"/>
+          <w:lang w:val="en-US"/>
+        </w:rPr>
+      </w:pPr>
+      <w:r>
+        <w:rPr>
+          <w:rFonts w:ascii="Noto Serif SC" w:eastAsia="Noto Serif SC" w:hAnsi="Noto Serif SC" w:cs="Noto Serif"/>
+          <w:sz w:val="24"/>
+          <w:szCs w:val="24"/>
+        </w:rPr>
+        <w:t>5</w:t>
+      </w:r>
+      <w:r>
+        <w:rPr>
+          <w:rFonts w:ascii="Noto Serif SC" w:eastAsia="Noto Serif SC" w:hAnsi="Noto Serif SC" w:cs="Noto Serif"/>
+          <w:sz w:val="24"/>
+          <w:szCs w:val="24"/>
         </w:rPr>
         <w:t xml:space="preserve"> </w:t>
       </w:r>
-      <w:proofErr w:type="spellStart"/>
-      <w:r>
-        <w:rPr>
-          <w:rFonts w:ascii="Noto Serif SC" w:eastAsia="Noto Serif SC" w:hAnsi="Noto Serif SC" w:cs="Noto Serif"/>
-          <w:sz w:val="24"/>
-          <w:szCs w:val="24"/>
-          <w:lang w:val="en-GB"/>
-        </w:rPr>
-        <w:t>Gaoyin</w:t>
-      </w:r>
-      <w:proofErr w:type="spellEnd"/>
-      <w:r>
-        <w:rPr>
-          <w:rFonts w:ascii="Noto Serif SC" w:eastAsia="Noto Serif SC" w:hAnsi="Noto Serif SC" w:cs="Noto Serif"/>
-          <w:sz w:val="24"/>
-          <w:szCs w:val="24"/>
-          <w:lang w:val="en-GB"/>
-        </w:rPr>
-        <w:t xml:space="preserve"> Sheng</w:t>
-      </w:r>
-    </w:p>
-    <w:p>
-      <w:pPr>
-        <w:rPr>
-          <w:rFonts w:ascii="Noto Serif SC" w:eastAsia="Noto Serif SC" w:hAnsi="Noto Serif SC" w:cs="Noto Serif"/>
-          <w:sz w:val="24"/>
-          <w:szCs w:val="24"/>
-          <w:lang w:val="en-GB"/>
-        </w:rPr>
-      </w:pPr>
-      <w:r>
-        <w:rPr>
-          <w:rFonts w:ascii="Noto Serif SC" w:eastAsia="Noto Serif SC" w:hAnsi="Noto Serif SC" w:cs="Noto Serif" w:hint="eastAsia"/>
-          <w:sz w:val="24"/>
-          <w:szCs w:val="24"/>
-          <w:lang w:val="en-GB"/>
-        </w:rPr>
-        <w:t>中音笙</w:t>
-      </w:r>
-      <w:r>
-        <w:rPr>
-          <w:rFonts w:ascii="Noto Serif SC" w:eastAsia="Noto Serif SC" w:hAnsi="Noto Serif SC" w:cs="Noto Serif"/>
-          <w:sz w:val="24"/>
-          <w:szCs w:val="24"/>
-          <w:lang w:val="en-GB"/>
+      <w:r>
+        <w:rPr>
+          <w:rFonts w:ascii="Noto Serif SC" w:eastAsia="Noto Serif SC" w:hAnsi="Noto Serif SC" w:cs="Noto Serif" w:hint="eastAsia"/>
+          <w:sz w:val="24"/>
+          <w:szCs w:val="24"/>
+        </w:rPr>
+        <w:t>打击乐</w:t>
+      </w:r>
+      <w:r>
+        <w:rPr>
+          <w:rFonts w:ascii="Noto Serif SC" w:eastAsia="Noto Serif SC" w:hAnsi="Noto Serif SC" w:cs="Noto Serif"/>
+          <w:sz w:val="24"/>
+          <w:szCs w:val="24"/>
+        </w:rPr>
+        <w:t xml:space="preserve"> Percussion</w:t>
+      </w:r>
+    </w:p>
+    <w:p>
+      <w:pPr>
+        <w:ind w:left="288"/>
+        <w:rPr>
+          <w:rFonts w:ascii="Noto Serif SC" w:eastAsia="Noto Serif SC" w:hAnsi="Noto Serif SC" w:cs="Noto Serif"/>
+          <w:sz w:val="20"/>
+          <w:szCs w:val="20"/>
+        </w:rPr>
+      </w:pPr>
+      <w:r>
+        <w:rPr>
+          <w:rFonts w:ascii="Noto Serif SC" w:eastAsia="Noto Serif SC" w:hAnsi="Noto Serif SC" w:cs="Noto Serif"/>
+          <w:sz w:val="20"/>
+          <w:szCs w:val="20"/>
+          <w:lang w:val="en-US"/>
+        </w:rPr>
+        <w:t xml:space="preserve">I: </w:t>
+      </w:r>
+      <w:r>
+        <w:rPr>
+          <w:rFonts w:ascii="Noto Serif SC" w:eastAsia="Noto Serif SC" w:hAnsi="Noto Serif SC" w:cs="Noto Serif" w:hint="eastAsia"/>
+          <w:sz w:val="20"/>
+          <w:szCs w:val="20"/>
+        </w:rPr>
+        <w:t>定音鼓</w:t>
+      </w:r>
+      <w:r>
+        <w:rPr>
+          <w:rFonts w:ascii="Noto Serif SC" w:eastAsia="Noto Serif SC" w:hAnsi="Noto Serif SC" w:cs="Noto Serif"/>
+          <w:sz w:val="20"/>
+          <w:szCs w:val="20"/>
+        </w:rPr>
+        <w:t xml:space="preserve"> Timpani</w:t>
+      </w:r>
+      <w:r>
+        <w:rPr>
+          <w:rFonts w:ascii="Noto Serif SC" w:eastAsia="Noto Serif SC" w:hAnsi="Noto Serif SC" w:cs="Noto Serif"/>
+          <w:sz w:val="20"/>
+          <w:szCs w:val="20"/>
+        </w:rPr>
+        <w:t xml:space="preserve">, </w:t>
+      </w:r>
+      <w:r>
+        <w:rPr>
+          <w:rFonts w:ascii="Noto Serif SC" w:eastAsia="Noto Serif SC" w:hAnsi="Noto Serif SC" w:cs="Noto Serif" w:hint="eastAsia"/>
+          <w:sz w:val="20"/>
+          <w:szCs w:val="20"/>
+        </w:rPr>
+        <w:t>大堂鼓</w:t>
+      </w:r>
+      <w:r>
+        <w:rPr>
+          <w:rFonts w:ascii="Noto Serif SC" w:eastAsia="Noto Serif SC" w:hAnsi="Noto Serif SC" w:cs="Noto Serif"/>
+          <w:sz w:val="20"/>
+          <w:szCs w:val="20"/>
+        </w:rPr>
+        <w:t xml:space="preserve"> Datangg</w:t>
+      </w:r>
+      <w:r>
+        <w:rPr>
+          <w:rFonts w:ascii="Noto Serif SC" w:eastAsia="Noto Serif SC" w:hAnsi="Noto Serif SC" w:cs="Noto Serif"/>
+          <w:sz w:val="20"/>
+          <w:szCs w:val="20"/>
+        </w:rPr>
+        <w:t xml:space="preserve">u, </w:t>
+      </w:r>
+      <w:r>
+        <w:rPr>
+          <w:rFonts w:ascii="Noto Serif SC" w:eastAsia="Noto Serif SC" w:hAnsi="Noto Serif SC" w:cs="Noto Serif" w:hint="eastAsia"/>
+          <w:sz w:val="20"/>
+          <w:szCs w:val="20"/>
+        </w:rPr>
+        <w:t>堂鼓</w:t>
+      </w:r>
+      <w:r>
+        <w:rPr>
+          <w:rFonts w:ascii="Noto Serif SC" w:eastAsia="Noto Serif SC" w:hAnsi="Noto Serif SC" w:cs="Noto Serif"/>
+          <w:sz w:val="20"/>
+          <w:szCs w:val="20"/>
+        </w:rPr>
+        <w:t xml:space="preserve"> Xiaotanggu</w:t>
+      </w:r>
+    </w:p>
+    <w:p>
+      <w:pPr>
+        <w:ind w:left="288"/>
+        <w:rPr>
+          <w:rFonts w:ascii="Noto Serif SC" w:eastAsia="Noto Serif SC" w:hAnsi="Noto Serif SC" w:cs="Noto Serif"/>
+          <w:sz w:val="20"/>
+          <w:szCs w:val="20"/>
+          <w:lang w:val="en-US"/>
+        </w:rPr>
+      </w:pPr>
+      <w:r>
+        <w:rPr>
+          <w:rFonts w:ascii="Noto Serif SC" w:eastAsia="Noto Serif SC" w:hAnsi="Noto Serif SC" w:cs="Noto Serif"/>
+          <w:sz w:val="20"/>
+          <w:szCs w:val="20"/>
+          <w:lang w:val="en-US"/>
+        </w:rPr>
+        <w:t xml:space="preserve">II: </w:t>
+      </w:r>
+      <w:r>
+        <w:rPr>
+          <w:rFonts w:ascii="Noto Serif SC" w:eastAsia="Noto Serif SC" w:hAnsi="Noto Serif SC" w:cs="Noto Serif" w:hint="eastAsia"/>
+          <w:sz w:val="20"/>
+          <w:szCs w:val="20"/>
+        </w:rPr>
+        <w:t>排鼓</w:t>
+      </w:r>
+      <w:r>
+        <w:rPr>
+          <w:rFonts w:ascii="Noto Serif SC" w:eastAsia="Noto Serif SC" w:hAnsi="Noto Serif SC" w:cs="Noto Serif"/>
+          <w:sz w:val="20"/>
+          <w:szCs w:val="20"/>
+        </w:rPr>
+        <w:t xml:space="preserve"> Paigu, </w:t>
+      </w:r>
+      <w:r>
+        <w:rPr>
+          <w:rFonts w:ascii="Noto Serif SC" w:eastAsia="Noto Serif SC" w:hAnsi="Noto Serif SC" w:cs="Noto Serif" w:hint="eastAsia"/>
+          <w:sz w:val="20"/>
+          <w:szCs w:val="20"/>
+        </w:rPr>
+        <w:t>铃鼓</w:t>
+      </w:r>
+      <w:r>
+        <w:rPr>
+          <w:rFonts w:ascii="Noto Serif SC" w:eastAsia="Noto Serif SC" w:hAnsi="Noto Serif SC" w:cs="Noto Serif"/>
+          <w:sz w:val="20"/>
+          <w:szCs w:val="20"/>
+        </w:rPr>
+        <w:t xml:space="preserve"> Tambourine</w:t>
+      </w:r>
+    </w:p>
+    <w:p>
+      <w:pPr>
+        <w:ind w:left="288"/>
+        <w:rPr>
+          <w:rFonts w:ascii="Noto Serif SC" w:eastAsia="Noto Serif SC" w:hAnsi="Noto Serif SC" w:cs="Noto Serif"/>
+          <w:sz w:val="20"/>
+          <w:szCs w:val="20"/>
+        </w:rPr>
+      </w:pPr>
+      <w:r>
+        <w:rPr>
+          <w:rFonts w:ascii="Noto Serif SC" w:eastAsia="Noto Serif SC" w:hAnsi="Noto Serif SC" w:cs="Noto Serif"/>
+          <w:sz w:val="20"/>
+          <w:szCs w:val="20"/>
+          <w:lang w:val="en-US"/>
+        </w:rPr>
+        <w:t xml:space="preserve">III: </w:t>
+      </w:r>
+      <w:r>
+        <w:rPr>
+          <w:rFonts w:ascii="Noto Serif SC" w:eastAsia="Noto Serif SC" w:hAnsi="Noto Serif SC" w:cs="Noto Serif" w:hint="eastAsia"/>
+          <w:sz w:val="20"/>
+          <w:szCs w:val="20"/>
+        </w:rPr>
+        <w:t>云锣</w:t>
+      </w:r>
+      <w:r>
+        <w:rPr>
+          <w:rFonts w:ascii="Noto Serif SC" w:eastAsia="Noto Serif SC" w:hAnsi="Noto Serif SC" w:cs="Noto Serif"/>
+          <w:sz w:val="20"/>
+          <w:szCs w:val="20"/>
+        </w:rPr>
+        <w:t xml:space="preserve"> Yunluo,</w:t>
+      </w:r>
+      <w:r>
+        <w:rPr>
+          <w:rFonts w:ascii="Noto Serif SC" w:eastAsia="Noto Serif SC" w:hAnsi="Noto Serif SC" w:cs="Noto Serif"/>
+          <w:sz w:val="20"/>
+          <w:szCs w:val="20"/>
+          <w:lang w:val="en-US"/>
         </w:rPr>
         <w:t xml:space="preserve"> </w:t>
       </w:r>
-      <w:proofErr w:type="spellStart"/>
-      <w:r>
-        <w:rPr>
-          <w:rFonts w:ascii="Noto Serif SC" w:eastAsia="Noto Serif SC" w:hAnsi="Noto Serif SC" w:cs="Noto Serif"/>
-          <w:sz w:val="24"/>
-          <w:szCs w:val="24"/>
-          <w:lang w:val="en-GB"/>
-        </w:rPr>
-        <w:t>Z</w:t>
-      </w:r>
-      <w:r>
-        <w:rPr>
-          <w:rFonts w:ascii="Noto Serif SC" w:eastAsia="Noto Serif SC" w:hAnsi="Noto Serif SC" w:cs="Noto Serif"/>
-          <w:sz w:val="24"/>
-          <w:szCs w:val="24"/>
-          <w:lang w:val="en-GB"/>
-        </w:rPr>
-        <w:t>hongyin</w:t>
-      </w:r>
-      <w:proofErr w:type="spellEnd"/>
-      <w:r>
-        <w:rPr>
-          <w:rFonts w:ascii="Noto Serif SC" w:eastAsia="Noto Serif SC" w:hAnsi="Noto Serif SC" w:cs="Noto Serif"/>
-          <w:sz w:val="24"/>
-          <w:szCs w:val="24"/>
-          <w:lang w:val="en-GB"/>
-        </w:rPr>
-        <w:t xml:space="preserve"> Sheng</w:t>
-      </w:r>
-    </w:p>
-    <w:p>
-      <w:pPr>
-        <w:spacing w:after="120"/>
-        <w:rPr>
-          <w:rFonts w:ascii="Noto Serif SC" w:eastAsia="Noto Serif SC" w:hAnsi="Noto Serif SC" w:cs="Noto Serif"/>
-          <w:sz w:val="24"/>
-          <w:szCs w:val="24"/>
-          <w:lang w:val="en-GB"/>
-        </w:rPr>
-      </w:pPr>
-      <w:r>
-        <w:rPr>
-          <w:rFonts w:ascii="Noto Serif SC" w:eastAsia="Noto Serif SC" w:hAnsi="Noto Serif SC" w:cs="Noto Serif" w:hint="eastAsia"/>
-          <w:sz w:val="24"/>
-          <w:szCs w:val="24"/>
-          <w:lang w:val="en-GB"/>
-        </w:rPr>
-        <w:t>低音笙</w:t>
-      </w:r>
-      <w:r>
-        <w:rPr>
-          <w:rFonts w:ascii="Noto Serif SC" w:eastAsia="Noto Serif SC" w:hAnsi="Noto Serif SC" w:cs="Noto Serif"/>
-          <w:sz w:val="24"/>
-          <w:szCs w:val="24"/>
-          <w:lang w:val="en-GB"/>
-        </w:rPr>
-        <w:t xml:space="preserve"> Diyin Sheng</w:t>
-      </w:r>
-    </w:p>
-    <w:p>
-      <w:pPr>
-        <w:rPr>
-          <w:rFonts w:ascii="Noto Serif SC" w:eastAsia="Noto Serif SC" w:hAnsi="Noto Serif SC" w:cs="Noto Serif"/>
-          <w:sz w:val="24"/>
-          <w:szCs w:val="24"/>
-          <w:lang w:val="en-GB"/>
-        </w:rPr>
-      </w:pPr>
-      <w:r>
-        <w:rPr>
-          <w:rFonts w:ascii="Noto Serif SC" w:eastAsia="Noto Serif SC" w:hAnsi="Noto Serif SC" w:cs="Noto Serif" w:hint="eastAsia"/>
-          <w:sz w:val="24"/>
-          <w:szCs w:val="24"/>
-          <w:lang w:val="en-GB"/>
-        </w:rPr>
-        <w:t>高音唢呐</w:t>
-      </w:r>
-      <w:r>
-        <w:rPr>
-          <w:rFonts w:ascii="Noto Serif SC" w:eastAsia="Noto Serif SC" w:hAnsi="Noto Serif SC" w:cs="Noto Serif"/>
-          <w:sz w:val="24"/>
-          <w:szCs w:val="24"/>
-          <w:lang w:val="en-GB"/>
-        </w:rPr>
+      <w:r>
+        <w:rPr>
+          <w:rFonts w:ascii="Noto Serif SC" w:eastAsia="Noto Serif SC" w:hAnsi="Noto Serif SC" w:cs="Noto Serif" w:hint="eastAsia"/>
+          <w:sz w:val="20"/>
+          <w:szCs w:val="20"/>
+        </w:rPr>
+        <w:t>木鱼</w:t>
+      </w:r>
+      <w:r>
+        <w:rPr>
+          <w:rFonts w:ascii="Noto Serif SC" w:eastAsia="Noto Serif SC" w:hAnsi="Noto Serif SC" w:cs="Noto Serif"/>
+          <w:sz w:val="20"/>
+          <w:szCs w:val="20"/>
+        </w:rPr>
+        <w:t xml:space="preserve"> Woodblock,</w:t>
+      </w:r>
+      <w:r>
         <w:t xml:space="preserve"> </w:t>
       </w:r>
-      <w:proofErr w:type="spellStart"/>
-      <w:r>
-        <w:rPr>
-          <w:rFonts w:ascii="Noto Serif SC" w:eastAsia="Noto Serif SC" w:hAnsi="Noto Serif SC" w:cs="Noto Serif"/>
-          <w:sz w:val="24"/>
-          <w:szCs w:val="24"/>
-          <w:lang w:val="en-GB"/>
-        </w:rPr>
-        <w:t>Gaoyin</w:t>
-      </w:r>
-      <w:proofErr w:type="spellEnd"/>
-      <w:r>
-        <w:rPr>
-          <w:rFonts w:ascii="Noto Serif SC" w:eastAsia="Noto Serif SC" w:hAnsi="Noto Serif SC" w:cs="Noto Serif"/>
-          <w:sz w:val="24"/>
-          <w:szCs w:val="24"/>
-          <w:lang w:val="en-GB"/>
-        </w:rPr>
-        <w:t xml:space="preserve"> Suona</w:t>
-      </w:r>
-    </w:p>
-    <w:p>
-      <w:pPr>
-        <w:rPr>
-          <w:rFonts w:ascii="Noto Serif SC" w:eastAsia="Noto Serif SC" w:hAnsi="Noto Serif SC" w:cs="Noto Serif"/>
-          <w:sz w:val="24"/>
-          <w:szCs w:val="24"/>
-          <w:lang w:val="en-US" w:eastAsia="zh-TW"/>
-        </w:rPr>
-      </w:pPr>
-      <w:r>
-        <w:rPr>
-          <w:rFonts w:ascii="Noto Serif SC" w:eastAsia="Noto Serif SC" w:hAnsi="Noto Serif SC" w:cs="Noto Serif" w:hint="eastAsia"/>
-          <w:sz w:val="24"/>
-          <w:szCs w:val="24"/>
-          <w:lang w:val="en-US"/>
-        </w:rPr>
-        <w:t>次中</w:t>
-      </w:r>
-      <w:r>
-        <w:rPr>
-          <w:rFonts w:ascii="Noto Serif SC" w:eastAsia="Noto Serif SC" w:hAnsi="Noto Serif SC" w:cs="Noto Serif" w:hint="eastAsia"/>
-          <w:sz w:val="24"/>
-          <w:szCs w:val="24"/>
-          <w:lang w:val="en-GB"/>
-        </w:rPr>
-        <w:t>唢呐</w:t>
-      </w:r>
-      <w:r>
-        <w:rPr>
-          <w:rFonts w:ascii="Noto Serif SC" w:eastAsia="Noto Serif SC" w:hAnsi="Noto Serif SC" w:cs="Noto Serif"/>
-          <w:sz w:val="24"/>
-          <w:szCs w:val="24"/>
-          <w:lang w:val="en-US"/>
+      <w:r>
+        <w:rPr>
+          <w:rFonts w:ascii="Noto Serif SC" w:eastAsia="Noto Serif SC" w:hAnsi="Noto Serif SC" w:cs="Noto Serif" w:hint="eastAsia"/>
+          <w:sz w:val="20"/>
+          <w:szCs w:val="20"/>
+        </w:rPr>
+        <w:t>吊钹</w:t>
+      </w:r>
+      <w:r>
+        <w:rPr>
+          <w:rFonts w:ascii="Noto Serif SC" w:eastAsia="Noto Serif SC" w:hAnsi="Noto Serif SC" w:cs="Noto Serif"/>
+          <w:sz w:val="20"/>
+          <w:szCs w:val="20"/>
+        </w:rPr>
+        <w:t xml:space="preserve"> Suspended Cymbal</w:t>
+      </w:r>
+      <w:r>
+        <w:rPr>
+          <w:rFonts w:ascii="Noto Serif SC" w:eastAsia="Noto Serif SC" w:hAnsi="Noto Serif SC" w:cs="Noto Serif"/>
+          <w:sz w:val="20"/>
+          <w:szCs w:val="20"/>
+        </w:rPr>
+        <w:t xml:space="preserve">, </w:t>
+      </w:r>
+      <w:r>
+        <w:rPr>
+          <w:rFonts w:ascii="Noto Serif SC" w:eastAsia="Noto Serif SC" w:hAnsi="Noto Serif SC" w:cs="Noto Serif" w:hint="eastAsia"/>
+          <w:sz w:val="20"/>
+          <w:szCs w:val="20"/>
+        </w:rPr>
+        <w:t>军镲</w:t>
+      </w:r>
+      <w:r>
+        <w:rPr>
+          <w:rFonts w:ascii="Noto Serif SC" w:eastAsia="Noto Serif SC" w:hAnsi="Noto Serif SC" w:cs="Noto Serif"/>
+          <w:sz w:val="20"/>
+          <w:szCs w:val="20"/>
+        </w:rPr>
+        <w:t xml:space="preserve"> Crash Cymbals</w:t>
+      </w:r>
+    </w:p>
+    <w:p>
+      <w:pPr>
+        <w:ind w:left="288"/>
+        <w:rPr>
+          <w:rFonts w:ascii="Noto Serif SC" w:eastAsia="Noto Serif SC" w:hAnsi="Noto Serif SC" w:cs="Noto Serif"/>
+          <w:sz w:val="20"/>
+          <w:szCs w:val="20"/>
+        </w:rPr>
+      </w:pPr>
+      <w:r>
+        <w:rPr>
+          <w:rFonts w:ascii="Noto Serif SC" w:eastAsia="Noto Serif SC" w:hAnsi="Noto Serif SC" w:cs="Noto Serif"/>
+          <w:sz w:val="20"/>
+          <w:szCs w:val="20"/>
+          <w:lang w:val="en-US"/>
+        </w:rPr>
+        <w:t xml:space="preserve">IV: </w:t>
+      </w:r>
+      <w:r>
+        <w:rPr>
+          <w:rFonts w:ascii="Noto Serif SC" w:eastAsia="Noto Serif SC" w:hAnsi="Noto Serif SC" w:cs="Noto Serif" w:hint="eastAsia"/>
+          <w:sz w:val="20"/>
+          <w:szCs w:val="20"/>
+        </w:rPr>
+        <w:t>编钟</w:t>
+      </w:r>
+      <w:r>
+        <w:rPr>
+          <w:rFonts w:ascii="Noto Serif SC" w:eastAsia="Noto Serif SC" w:hAnsi="Noto Serif SC" w:cs="Noto Serif"/>
+          <w:sz w:val="20"/>
+          <w:szCs w:val="20"/>
+        </w:rPr>
+        <w:t xml:space="preserve"> (</w:t>
+      </w:r>
+      <w:r>
+        <w:rPr>
+          <w:rFonts w:ascii="Noto Serif SC" w:eastAsia="Noto Serif SC" w:hAnsi="Noto Serif SC" w:cs="Noto Serif" w:hint="eastAsia"/>
+          <w:sz w:val="20"/>
+          <w:szCs w:val="20"/>
+        </w:rPr>
+        <w:t>下层</w:t>
+      </w:r>
+      <w:r>
+        <w:rPr>
+          <w:rFonts w:ascii="Noto Serif SC" w:eastAsia="Noto Serif SC" w:hAnsi="Noto Serif SC" w:cs="Noto Serif"/>
+          <w:sz w:val="20"/>
+          <w:szCs w:val="20"/>
+        </w:rPr>
+        <w:t>) Bianzhong (bottom row)</w:t>
+      </w:r>
+      <w:r>
+        <w:rPr>
+          <w:rFonts w:ascii="Noto Serif SC" w:eastAsia="Noto Serif SC" w:hAnsi="Noto Serif SC" w:cs="Noto Serif"/>
+          <w:sz w:val="20"/>
+          <w:szCs w:val="20"/>
+        </w:rPr>
+        <w:t xml:space="preserve">, </w:t>
+      </w:r>
+      <w:r>
+        <w:rPr>
+          <w:rFonts w:ascii="Noto Serif SC" w:eastAsia="Noto Serif SC" w:hAnsi="Noto Serif SC" w:cs="Noto Serif" w:hint="eastAsia"/>
+          <w:sz w:val="20"/>
+          <w:szCs w:val="20"/>
+        </w:rPr>
+        <w:t>大军鼓</w:t>
+      </w:r>
+      <w:r>
+        <w:rPr>
+          <w:rFonts w:ascii="Noto Serif SC" w:eastAsia="Noto Serif SC" w:hAnsi="Noto Serif SC" w:cs="Noto Serif"/>
+          <w:sz w:val="20"/>
+          <w:szCs w:val="20"/>
+        </w:rPr>
+        <w:t xml:space="preserve"> Bass </w:t>
+      </w:r>
+      <w:r>
+        <w:rPr>
+          <w:rFonts w:ascii="Noto Serif SC" w:eastAsia="Noto Serif SC" w:hAnsi="Noto Serif SC" w:cs="Noto Serif"/>
+          <w:sz w:val="20"/>
+          <w:szCs w:val="20"/>
+        </w:rPr>
+        <w:t>D</w:t>
+      </w:r>
+      <w:r>
+        <w:rPr>
+          <w:rFonts w:ascii="Noto Serif SC" w:eastAsia="Noto Serif SC" w:hAnsi="Noto Serif SC" w:cs="Noto Serif"/>
+          <w:sz w:val="20"/>
+          <w:szCs w:val="20"/>
+        </w:rPr>
+        <w:t>rum</w:t>
+      </w:r>
+    </w:p>
+    <w:p>
+      <w:pPr>
+        <w:ind w:left="288"/>
+        <w:rPr>
+          <w:rFonts w:ascii="Noto Serif SC" w:eastAsia="Noto Serif SC" w:hAnsi="Noto Serif SC" w:cs="Noto Serif"/>
+          <w:sz w:val="20"/>
+          <w:szCs w:val="20"/>
+        </w:rPr>
+      </w:pPr>
+      <w:r>
+        <w:rPr>
+          <w:rFonts w:ascii="Noto Serif SC" w:eastAsia="Noto Serif SC" w:hAnsi="Noto Serif SC" w:cs="Noto Serif"/>
+          <w:sz w:val="20"/>
+          <w:szCs w:val="20"/>
+          <w:lang w:val="en-US"/>
+        </w:rPr>
+        <w:t xml:space="preserve">V: </w:t>
+      </w:r>
+      <w:r>
+        <w:rPr>
+          <w:rFonts w:ascii="Noto Serif SC" w:eastAsia="Noto Serif SC" w:hAnsi="Noto Serif SC" w:cs="Noto Serif" w:hint="eastAsia"/>
+          <w:sz w:val="20"/>
+          <w:szCs w:val="20"/>
+          <w:lang w:val="en-US"/>
+        </w:rPr>
+        <w:t>低音锣</w:t>
+      </w:r>
+      <w:r>
+        <w:rPr>
+          <w:rFonts w:ascii="Noto Serif SC" w:eastAsia="Noto Serif SC" w:hAnsi="Noto Serif SC" w:cs="Noto Serif"/>
+          <w:sz w:val="20"/>
+          <w:szCs w:val="20"/>
         </w:rPr>
         <w:t xml:space="preserve"> </w:t>
       </w:r>
       <w:r>
         <w:rPr>
           <w:rFonts w:ascii="Noto Serif SC" w:eastAsia="Noto Serif SC" w:hAnsi="Noto Serif SC" w:cs="Noto Serif"/>
-          <w:sz w:val="24"/>
-          <w:szCs w:val="24"/>
-        </w:rPr>
-        <w:t xml:space="preserve">Cizhongyin </w:t>
-      </w:r>
-      <w:r>
-        <w:rPr>
-          <w:rFonts w:ascii="Noto Serif SC" w:eastAsia="Noto Serif SC" w:hAnsi="Noto Serif SC" w:cs="Noto Serif"/>
-          <w:sz w:val="24"/>
-          <w:szCs w:val="24"/>
-          <w:lang w:val="en-US"/>
-        </w:rPr>
-        <w:t>Suona</w:t>
-      </w:r>
-    </w:p>
-    <w:p>
-      <w:pPr>
-        <w:rPr>
-          <w:rFonts w:ascii="Noto Serif SC" w:eastAsia="Noto Serif SC" w:hAnsi="Noto Serif SC" w:cs="Noto Serif"/>
-          <w:sz w:val="24"/>
-          <w:szCs w:val="24"/>
-          <w:lang w:val="en-US" w:eastAsia="zh-TW"/>
-        </w:rPr>
-      </w:pPr>
-      <w:r>
-        <w:rPr>
-          <w:rFonts w:ascii="Noto Serif SC" w:eastAsia="Noto Serif SC" w:hAnsi="Noto Serif SC" w:cs="Noto Serif" w:hint="eastAsia"/>
-          <w:sz w:val="24"/>
-          <w:szCs w:val="24"/>
-        </w:rPr>
-        <w:t>低音</w:t>
-      </w:r>
-      <w:r>
-        <w:rPr>
-          <w:rFonts w:ascii="Noto Serif SC" w:eastAsia="Noto Serif SC" w:hAnsi="Noto Serif SC" w:cs="Noto Serif" w:hint="eastAsia"/>
-          <w:sz w:val="24"/>
-          <w:szCs w:val="24"/>
-          <w:lang w:val="en-GB"/>
-        </w:rPr>
-        <w:t>唢呐</w:t>
-      </w:r>
-      <w:r>
-        <w:rPr>
-          <w:rFonts w:ascii="Noto Serif SC" w:eastAsia="Noto Serif SC" w:hAnsi="Noto Serif SC" w:cs="Noto Serif"/>
-          <w:sz w:val="24"/>
-          <w:szCs w:val="24"/>
-        </w:rPr>
-        <w:t xml:space="preserve"> Diyin Suona</w:t>
-      </w:r>
-    </w:p>
-    <w:p>
-      <w:pPr>
-        <w:rPr>
-          <w:rFonts w:ascii="Noto Serif SC" w:eastAsia="Noto Serif SC" w:hAnsi="Noto Serif SC" w:cs="Noto Serif"/>
-          <w:sz w:val="24"/>
-          <w:szCs w:val="24"/>
-          <w:lang w:val="en-US"/>
-        </w:rPr>
-      </w:pPr>
-    </w:p>
-    <w:p>
-      <w:pPr>
-        <w:rPr>
-          <w:rFonts w:ascii="Noto Serif SC" w:eastAsia="Noto Serif SC" w:hAnsi="Noto Serif SC" w:cs="Noto Serif"/>
-          <w:sz w:val="24"/>
-          <w:szCs w:val="24"/>
-          <w:lang w:val="en-US"/>
-        </w:rPr>
-      </w:pPr>
-      <w:r>
-        <w:rPr>
-          <w:rFonts w:ascii="Noto Serif SC" w:eastAsia="Noto Serif SC" w:hAnsi="Noto Serif SC" w:cs="Noto Serif" w:hint="eastAsia"/>
-          <w:sz w:val="24"/>
-          <w:szCs w:val="24"/>
-          <w:lang w:val="en-US"/>
-        </w:rPr>
-        <w:t>扬琴</w:t>
-      </w:r>
-      <w:r>
-        <w:rPr>
-          <w:rFonts w:ascii="Noto Serif SC" w:eastAsia="Noto Serif SC" w:hAnsi="Noto Serif SC" w:cs="Noto Serif"/>
-          <w:sz w:val="24"/>
-          <w:szCs w:val="24"/>
-          <w:lang w:val="en-US"/>
-        </w:rPr>
-        <w:t xml:space="preserve"> Yangqin</w:t>
-      </w:r>
-    </w:p>
-    <w:p>
-      <w:pPr>
-        <w:rPr>
-          <w:rFonts w:ascii="Noto Serif SC" w:eastAsia="Noto Serif SC" w:hAnsi="Noto Serif SC" w:cs="Noto Serif"/>
-          <w:sz w:val="24"/>
-          <w:szCs w:val="24"/>
-          <w:lang w:val="en-US"/>
-        </w:rPr>
-      </w:pPr>
-      <w:r>
-        <w:rPr>
-          <w:rFonts w:ascii="Noto Serif SC" w:eastAsia="Noto Serif SC" w:hAnsi="Noto Serif SC" w:cs="Noto Serif" w:hint="eastAsia"/>
-          <w:sz w:val="24"/>
-          <w:szCs w:val="24"/>
-          <w:lang w:val="en-US"/>
-        </w:rPr>
-        <w:t>柳琴</w:t>
-      </w:r>
-      <w:r>
-        <w:rPr>
-          <w:rFonts w:ascii="Noto Serif SC" w:eastAsia="Noto Serif SC" w:hAnsi="Noto Serif SC" w:cs="Noto Serif"/>
-          <w:sz w:val="24"/>
-          <w:szCs w:val="24"/>
-          <w:lang w:val="en-US"/>
-        </w:rPr>
-        <w:t xml:space="preserve"> </w:t>
-      </w:r>
-      <w:proofErr w:type="spellStart"/>
-      <w:r>
-        <w:rPr>
-          <w:rFonts w:ascii="Noto Serif SC" w:eastAsia="Noto Serif SC" w:hAnsi="Noto Serif SC" w:cs="Noto Serif"/>
-          <w:sz w:val="24"/>
-          <w:szCs w:val="24"/>
-          <w:lang w:val="en-US"/>
-        </w:rPr>
-        <w:t>Liuqin</w:t>
-      </w:r>
-      <w:proofErr w:type="spellEnd"/>
-    </w:p>
-    <w:p>
-      <w:pPr>
-        <w:rPr>
-          <w:rFonts w:ascii="Noto Serif SC" w:eastAsia="Noto Serif SC" w:hAnsi="Noto Serif SC" w:cs="Noto Serif"/>
-          <w:sz w:val="24"/>
-          <w:szCs w:val="24"/>
-          <w:lang w:val="en-US"/>
-        </w:rPr>
-      </w:pPr>
-      <w:r>
-        <w:rPr>
-          <w:rFonts w:ascii="Noto Serif SC" w:eastAsia="Noto Serif SC" w:hAnsi="Noto Serif SC" w:cs="Noto Serif" w:hint="eastAsia"/>
-          <w:sz w:val="24"/>
-          <w:szCs w:val="24"/>
-          <w:lang w:val="en-US"/>
-        </w:rPr>
-        <w:t>琵琶</w:t>
-      </w:r>
-      <w:r>
-        <w:rPr>
-          <w:rFonts w:ascii="Noto Serif SC" w:eastAsia="Noto Serif SC" w:hAnsi="Noto Serif SC" w:cs="Noto Serif"/>
-          <w:sz w:val="24"/>
-          <w:szCs w:val="24"/>
-          <w:lang w:val="en-US"/>
-        </w:rPr>
-        <w:t xml:space="preserve"> Pipa</w:t>
-      </w:r>
-    </w:p>
-    <w:p>
-      <w:pPr>
-        <w:rPr>
-          <w:rFonts w:ascii="Noto Serif SC" w:eastAsia="Noto Serif SC" w:hAnsi="Noto Serif SC" w:cs="Noto Serif"/>
-          <w:sz w:val="24"/>
-          <w:szCs w:val="24"/>
-          <w:lang w:val="en-US"/>
-        </w:rPr>
-      </w:pPr>
-      <w:r>
-        <w:rPr>
-          <w:rFonts w:ascii="Noto Serif SC" w:eastAsia="Noto Serif SC" w:hAnsi="Noto Serif SC" w:cs="Noto Serif" w:hint="eastAsia"/>
-          <w:sz w:val="24"/>
-          <w:szCs w:val="24"/>
-          <w:lang w:val="en-US"/>
-        </w:rPr>
-        <w:t>中阮</w:t>
-      </w:r>
-      <w:r>
-        <w:rPr>
-          <w:rFonts w:ascii="Noto Serif SC" w:eastAsia="Noto Serif SC" w:hAnsi="Noto Serif SC" w:cs="Noto Serif"/>
-          <w:sz w:val="24"/>
-          <w:szCs w:val="24"/>
-          <w:lang w:val="en-US"/>
-        </w:rPr>
-        <w:t xml:space="preserve"> Zhongruan</w:t>
-      </w:r>
-    </w:p>
-    <w:p>
-      <w:pPr>
-        <w:rPr>
-          <w:rFonts w:ascii="Noto Serif SC" w:eastAsia="Noto Serif SC" w:hAnsi="Noto Serif SC" w:cs="Noto Serif"/>
-          <w:sz w:val="24"/>
-          <w:szCs w:val="24"/>
-          <w:lang w:val="en-US"/>
-        </w:rPr>
-      </w:pPr>
-      <w:r>
-        <w:rPr>
-          <w:rFonts w:ascii="Noto Serif SC" w:eastAsia="Noto Serif SC" w:hAnsi="Noto Serif SC" w:cs="Noto Serif" w:hint="eastAsia"/>
-          <w:sz w:val="24"/>
-          <w:szCs w:val="24"/>
-        </w:rPr>
-        <w:t>三弦</w:t>
-      </w:r>
-      <w:r>
-        <w:rPr>
-          <w:rFonts w:ascii="Noto Serif SC" w:eastAsia="Noto Serif SC" w:hAnsi="Noto Serif SC" w:cs="Noto Serif"/>
-          <w:sz w:val="24"/>
-          <w:szCs w:val="24"/>
-          <w:lang w:val="en-US"/>
-        </w:rPr>
-        <w:t xml:space="preserve"> Sanxian</w:t>
-      </w:r>
-    </w:p>
-    <w:p>
-      <w:pPr>
-        <w:rPr>
-          <w:rFonts w:ascii="Noto Serif SC" w:eastAsia="Noto Serif SC" w:hAnsi="Noto Serif SC" w:cs="Noto Serif"/>
-          <w:sz w:val="24"/>
-          <w:szCs w:val="24"/>
-          <w:lang w:val="en-US"/>
-        </w:rPr>
-      </w:pPr>
-      <w:r>
-        <w:rPr>
-          <w:rFonts w:ascii="Noto Serif SC" w:eastAsia="Noto Serif SC" w:hAnsi="Noto Serif SC" w:cs="Noto Serif" w:hint="eastAsia"/>
-          <w:sz w:val="24"/>
-          <w:szCs w:val="24"/>
-          <w:lang w:val="en-US"/>
-        </w:rPr>
-        <w:t>大阮</w:t>
-      </w:r>
-      <w:r>
-        <w:rPr>
-          <w:rFonts w:ascii="Noto Serif SC" w:eastAsia="Noto Serif SC" w:hAnsi="Noto Serif SC" w:cs="Noto Serif"/>
-          <w:sz w:val="24"/>
-          <w:szCs w:val="24"/>
-          <w:lang w:val="en-US"/>
-        </w:rPr>
-        <w:t xml:space="preserve"> Daruan</w:t>
-      </w:r>
-    </w:p>
-    <w:p>
-      <w:pPr>
-        <w:rPr>
-          <w:rFonts w:ascii="Noto Serif SC" w:eastAsia="Noto Serif SC" w:hAnsi="Noto Serif SC" w:cs="Noto Serif"/>
-          <w:sz w:val="24"/>
-          <w:szCs w:val="24"/>
-          <w:lang w:val="en-US"/>
-        </w:rPr>
-      </w:pPr>
-    </w:p>
-    <w:p>
-      <w:pPr>
-        <w:rPr>
-          <w:rFonts w:ascii="Noto Serif SC" w:eastAsia="Noto Serif SC" w:hAnsi="Noto Serif SC" w:cs="Noto Serif"/>
-          <w:sz w:val="24"/>
-          <w:szCs w:val="24"/>
-          <w:lang w:val="en-US"/>
-        </w:rPr>
-      </w:pPr>
-      <w:r>
-        <w:rPr>
-          <w:rFonts w:ascii="Noto Serif SC" w:eastAsia="Noto Serif SC" w:hAnsi="Noto Serif SC" w:cs="Noto Serif"/>
-          <w:sz w:val="24"/>
-          <w:szCs w:val="24"/>
-        </w:rPr>
-        <w:t>5</w:t>
-      </w:r>
-      <w:r>
-        <w:rPr>
-          <w:rFonts w:ascii="Noto Serif SC" w:eastAsia="Noto Serif SC" w:hAnsi="Noto Serif SC" w:cs="Noto Serif"/>
-          <w:sz w:val="24"/>
-          <w:szCs w:val="24"/>
-        </w:rPr>
-        <w:t xml:space="preserve"> </w:t>
-      </w:r>
-      <w:r>
-        <w:rPr>
-          <w:rFonts w:ascii="Noto Serif SC" w:eastAsia="Noto Serif SC" w:hAnsi="Noto Serif SC" w:cs="Noto Serif" w:hint="eastAsia"/>
-          <w:sz w:val="24"/>
-          <w:szCs w:val="24"/>
-        </w:rPr>
-        <w:t>打击乐</w:t>
-      </w:r>
-      <w:r>
-        <w:rPr>
-          <w:rFonts w:ascii="Noto Serif SC" w:eastAsia="Noto Serif SC" w:hAnsi="Noto Serif SC" w:cs="Noto Serif"/>
-          <w:sz w:val="24"/>
-          <w:szCs w:val="24"/>
-        </w:rPr>
-        <w:t xml:space="preserve"> Percussion</w:t>
-      </w:r>
-    </w:p>
-    <w:p>
-      <w:pPr>
-        <w:ind w:left="288"/>
-        <w:rPr>
-          <w:rFonts w:ascii="Noto Serif SC" w:eastAsia="Noto Serif SC" w:hAnsi="Noto Serif SC" w:cs="Noto Serif"/>
-          <w:sz w:val="20"/>
-          <w:szCs w:val="20"/>
-        </w:rPr>
-      </w:pPr>
-      <w:r>
-        <w:rPr>
-          <w:rFonts w:ascii="Noto Serif SC" w:eastAsia="Noto Serif SC" w:hAnsi="Noto Serif SC" w:cs="Noto Serif"/>
-          <w:sz w:val="20"/>
-          <w:szCs w:val="20"/>
-          <w:lang w:val="en-US"/>
-        </w:rPr>
-        <w:t xml:space="preserve">I: </w:t>
-      </w:r>
-      <w:r>
-        <w:rPr>
-          <w:rFonts w:ascii="Noto Serif SC" w:eastAsia="Noto Serif SC" w:hAnsi="Noto Serif SC" w:cs="Noto Serif" w:hint="eastAsia"/>
-          <w:sz w:val="20"/>
-          <w:szCs w:val="20"/>
-        </w:rPr>
-        <w:t>定音鼓</w:t>
-      </w:r>
-      <w:r>
-        <w:rPr>
-          <w:rFonts w:ascii="Noto Serif SC" w:eastAsia="Noto Serif SC" w:hAnsi="Noto Serif SC" w:cs="Noto Serif"/>
-          <w:sz w:val="20"/>
-          <w:szCs w:val="20"/>
-        </w:rPr>
-        <w:t xml:space="preserve"> Timpani</w:t>
-      </w:r>
-      <w:r>
-        <w:rPr>
-          <w:rFonts w:ascii="Noto Serif SC" w:eastAsia="Noto Serif SC" w:hAnsi="Noto Serif SC" w:cs="Noto Serif"/>
-          <w:sz w:val="20"/>
-          <w:szCs w:val="20"/>
-        </w:rPr>
-        <w:t xml:space="preserve">, </w:t>
-      </w:r>
-      <w:r>
-        <w:rPr>
-          <w:rFonts w:ascii="Noto Serif SC" w:eastAsia="Noto Serif SC" w:hAnsi="Noto Serif SC" w:cs="Noto Serif" w:hint="eastAsia"/>
-          <w:sz w:val="20"/>
-          <w:szCs w:val="20"/>
-        </w:rPr>
-        <w:t>大堂鼓</w:t>
-      </w:r>
-      <w:r>
-        <w:rPr>
-          <w:rFonts w:ascii="Noto Serif SC" w:eastAsia="Noto Serif SC" w:hAnsi="Noto Serif SC" w:cs="Noto Serif"/>
-          <w:sz w:val="20"/>
-          <w:szCs w:val="20"/>
-        </w:rPr>
-        <w:t xml:space="preserve"> Datangg</w:t>
-      </w:r>
-      <w:r>
-        <w:rPr>
-          <w:rFonts w:ascii="Noto Serif SC" w:eastAsia="Noto Serif SC" w:hAnsi="Noto Serif SC" w:cs="Noto Serif"/>
-          <w:sz w:val="20"/>
-          <w:szCs w:val="20"/>
-        </w:rPr>
-        <w:t xml:space="preserve">u, </w:t>
-      </w:r>
-      <w:r>
-        <w:rPr>
-          <w:rFonts w:ascii="Noto Serif SC" w:eastAsia="Noto Serif SC" w:hAnsi="Noto Serif SC" w:cs="Noto Serif" w:hint="eastAsia"/>
-          <w:sz w:val="20"/>
-          <w:szCs w:val="20"/>
-        </w:rPr>
-        <w:t>堂鼓</w:t>
-      </w:r>
-      <w:r>
-        <w:rPr>
-          <w:rFonts w:ascii="Noto Serif SC" w:eastAsia="Noto Serif SC" w:hAnsi="Noto Serif SC" w:cs="Noto Serif"/>
-          <w:sz w:val="20"/>
-          <w:szCs w:val="20"/>
-        </w:rPr>
-        <w:t xml:space="preserve"> Xiaotanggu</w:t>
-      </w:r>
-    </w:p>
-    <w:p>
-      <w:pPr>
-        <w:ind w:left="288"/>
-        <w:rPr>
-          <w:rFonts w:ascii="Noto Serif SC" w:eastAsia="Noto Serif SC" w:hAnsi="Noto Serif SC" w:cs="Noto Serif"/>
-          <w:sz w:val="20"/>
-          <w:szCs w:val="20"/>
-          <w:lang w:val="en-US"/>
-        </w:rPr>
-      </w:pPr>
-      <w:r>
-        <w:rPr>
-          <w:rFonts w:ascii="Noto Serif SC" w:eastAsia="Noto Serif SC" w:hAnsi="Noto Serif SC" w:cs="Noto Serif"/>
-          <w:sz w:val="20"/>
-          <w:szCs w:val="20"/>
-          <w:lang w:val="en-US"/>
-        </w:rPr>
-        <w:t xml:space="preserve">II: </w:t>
-      </w:r>
-      <w:r>
-        <w:rPr>
-          <w:rFonts w:ascii="Noto Serif SC" w:eastAsia="Noto Serif SC" w:hAnsi="Noto Serif SC" w:cs="Noto Serif" w:hint="eastAsia"/>
-          <w:sz w:val="20"/>
-          <w:szCs w:val="20"/>
-        </w:rPr>
-        <w:t>排鼓</w:t>
-      </w:r>
-      <w:r>
-        <w:rPr>
-          <w:rFonts w:ascii="Noto Serif SC" w:eastAsia="Noto Serif SC" w:hAnsi="Noto Serif SC" w:cs="Noto Serif"/>
-          <w:sz w:val="20"/>
-          <w:szCs w:val="20"/>
-        </w:rPr>
-        <w:t xml:space="preserve"> Paigu, </w:t>
-      </w:r>
-      <w:r>
-        <w:rPr>
-          <w:rFonts w:ascii="Noto Serif SC" w:eastAsia="Noto Serif SC" w:hAnsi="Noto Serif SC" w:cs="Noto Serif" w:hint="eastAsia"/>
-          <w:sz w:val="20"/>
-          <w:szCs w:val="20"/>
-        </w:rPr>
-        <w:t>铃鼓</w:t>
-      </w:r>
-      <w:r>
-        <w:rPr>
-          <w:rFonts w:ascii="Noto Serif SC" w:eastAsia="Noto Serif SC" w:hAnsi="Noto Serif SC" w:cs="Noto Serif"/>
-          <w:sz w:val="20"/>
-          <w:szCs w:val="20"/>
-        </w:rPr>
-        <w:t xml:space="preserve"> Tambourine</w:t>
-      </w:r>
-    </w:p>
-    <w:p>
-      <w:pPr>
-        <w:ind w:left="288"/>
-        <w:rPr>
-          <w:rFonts w:ascii="Noto Serif SC" w:eastAsia="Noto Serif SC" w:hAnsi="Noto Serif SC" w:cs="Noto Serif"/>
-          <w:sz w:val="20"/>
-          <w:szCs w:val="20"/>
-        </w:rPr>
-      </w:pPr>
-      <w:r>
-        <w:rPr>
-          <w:rFonts w:ascii="Noto Serif SC" w:eastAsia="Noto Serif SC" w:hAnsi="Noto Serif SC" w:cs="Noto Serif"/>
-          <w:sz w:val="20"/>
-          <w:szCs w:val="20"/>
-          <w:lang w:val="en-US"/>
-        </w:rPr>
-        <w:t xml:space="preserve">III: </w:t>
-      </w:r>
-      <w:r>
-        <w:rPr>
-          <w:rFonts w:ascii="Noto Serif SC" w:eastAsia="Noto Serif SC" w:hAnsi="Noto Serif SC" w:cs="Noto Serif" w:hint="eastAsia"/>
-          <w:sz w:val="20"/>
-          <w:szCs w:val="20"/>
-        </w:rPr>
-        <w:t>云锣</w:t>
-      </w:r>
-      <w:r>
-        <w:rPr>
-          <w:rFonts w:ascii="Noto Serif SC" w:eastAsia="Noto Serif SC" w:hAnsi="Noto Serif SC" w:cs="Noto Serif"/>
-          <w:sz w:val="20"/>
-          <w:szCs w:val="20"/>
-        </w:rPr>
-        <w:t xml:space="preserve"> Yunluo,</w:t>
-      </w:r>
-      <w:r>
-        <w:rPr>
-          <w:rFonts w:ascii="Noto Serif SC" w:eastAsia="Noto Serif SC" w:hAnsi="Noto Serif SC" w:cs="Noto Serif"/>
-          <w:sz w:val="20"/>
-          <w:szCs w:val="20"/>
-          <w:lang w:val="en-US"/>
-        </w:rPr>
-        <w:t xml:space="preserve"> </w:t>
-      </w:r>
-      <w:r>
-        <w:rPr>
-          <w:rFonts w:ascii="Noto Serif SC" w:eastAsia="Noto Serif SC" w:hAnsi="Noto Serif SC" w:cs="Noto Serif" w:hint="eastAsia"/>
-          <w:sz w:val="20"/>
-          <w:szCs w:val="20"/>
-        </w:rPr>
-        <w:t>木鱼</w:t>
-      </w:r>
-      <w:r>
-        <w:rPr>
-          <w:rFonts w:ascii="Noto Serif SC" w:eastAsia="Noto Serif SC" w:hAnsi="Noto Serif SC" w:cs="Noto Serif"/>
-          <w:sz w:val="20"/>
-          <w:szCs w:val="20"/>
-        </w:rPr>
-        <w:t xml:space="preserve"> Woodblock,</w:t>
-      </w:r>
-      <w:r>
-        <w:t xml:space="preserve"> </w:t>
-      </w:r>
-      <w:r>
-        <w:rPr>
-          <w:rFonts w:ascii="Noto Serif SC" w:eastAsia="Noto Serif SC" w:hAnsi="Noto Serif SC" w:cs="Noto Serif" w:hint="eastAsia"/>
-          <w:sz w:val="20"/>
-          <w:szCs w:val="20"/>
-        </w:rPr>
-        <w:t>吊钹</w:t>
-      </w:r>
-      <w:r>
-        <w:rPr>
-          <w:rFonts w:ascii="Noto Serif SC" w:eastAsia="Noto Serif SC" w:hAnsi="Noto Serif SC" w:cs="Noto Serif"/>
-          <w:sz w:val="20"/>
-          <w:szCs w:val="20"/>
-        </w:rPr>
-        <w:t xml:space="preserve"> Suspended Cymbal</w:t>
-      </w:r>
-      <w:r>
-        <w:rPr>
-          <w:rFonts w:ascii="Noto Serif SC" w:eastAsia="Noto Serif SC" w:hAnsi="Noto Serif SC" w:cs="Noto Serif"/>
-          <w:sz w:val="20"/>
-          <w:szCs w:val="20"/>
-        </w:rPr>
-        <w:t xml:space="preserve">, </w:t>
-      </w:r>
-      <w:r>
-        <w:rPr>
-          <w:rFonts w:ascii="Noto Serif SC" w:eastAsia="Noto Serif SC" w:hAnsi="Noto Serif SC" w:cs="Noto Serif" w:hint="eastAsia"/>
-          <w:sz w:val="20"/>
-          <w:szCs w:val="20"/>
-        </w:rPr>
-        <w:t>军镲</w:t>
-      </w:r>
-      <w:r>
-        <w:rPr>
-          <w:rFonts w:ascii="Noto Serif SC" w:eastAsia="Noto Serif SC" w:hAnsi="Noto Serif SC" w:cs="Noto Serif"/>
-          <w:sz w:val="20"/>
-          <w:szCs w:val="20"/>
-        </w:rPr>
-        <w:t xml:space="preserve"> Crash Cymbals</w:t>
-      </w:r>
-    </w:p>
-    <w:p>
-      <w:pPr>
-        <w:ind w:left="288"/>
-        <w:rPr>
-          <w:rFonts w:ascii="Noto Serif SC" w:eastAsia="Noto Serif SC" w:hAnsi="Noto Serif SC" w:cs="Noto Serif"/>
-          <w:sz w:val="20"/>
-          <w:szCs w:val="20"/>
-        </w:rPr>
-      </w:pPr>
-      <w:r>
-        <w:rPr>
-          <w:rFonts w:ascii="Noto Serif SC" w:eastAsia="Noto Serif SC" w:hAnsi="Noto Serif SC" w:cs="Noto Serif"/>
-          <w:sz w:val="20"/>
-          <w:szCs w:val="20"/>
-          <w:lang w:val="en-US"/>
-        </w:rPr>
-        <w:t xml:space="preserve">IV: </w:t>
-      </w:r>
-      <w:r>
-        <w:rPr>
-          <w:rFonts w:ascii="Noto Serif SC" w:eastAsia="Noto Serif SC" w:hAnsi="Noto Serif SC" w:cs="Noto Serif" w:hint="eastAsia"/>
-          <w:sz w:val="20"/>
-          <w:szCs w:val="20"/>
-        </w:rPr>
-        <w:t>编钟</w:t>
-      </w:r>
-      <w:r>
-        <w:rPr>
-          <w:rFonts w:ascii="Noto Serif SC" w:eastAsia="Noto Serif SC" w:hAnsi="Noto Serif SC" w:cs="Noto Serif"/>
-          <w:sz w:val="20"/>
-          <w:szCs w:val="20"/>
-        </w:rPr>
-        <w:t xml:space="preserve"> (</w:t>
-      </w:r>
-      <w:r>
-        <w:rPr>
-          <w:rFonts w:ascii="Noto Serif SC" w:eastAsia="Noto Serif SC" w:hAnsi="Noto Serif SC" w:cs="Noto Serif" w:hint="eastAsia"/>
-          <w:sz w:val="20"/>
-          <w:szCs w:val="20"/>
-        </w:rPr>
-        <w:t>下层</w:t>
-      </w:r>
-      <w:r>
-        <w:rPr>
-          <w:rFonts w:ascii="Noto Serif SC" w:eastAsia="Noto Serif SC" w:hAnsi="Noto Serif SC" w:cs="Noto Serif"/>
-          <w:sz w:val="20"/>
-          <w:szCs w:val="20"/>
-        </w:rPr>
-        <w:t>) Bianzhong (bottom row)</w:t>
-      </w:r>
-      <w:r>
-        <w:rPr>
-          <w:rFonts w:ascii="Noto Serif SC" w:eastAsia="Noto Serif SC" w:hAnsi="Noto Serif SC" w:cs="Noto Serif"/>
-          <w:sz w:val="20"/>
-          <w:szCs w:val="20"/>
-        </w:rPr>
-        <w:t xml:space="preserve">, </w:t>
-      </w:r>
-      <w:r>
-        <w:rPr>
-          <w:rFonts w:ascii="Noto Serif SC" w:eastAsia="Noto Serif SC" w:hAnsi="Noto Serif SC" w:cs="Noto Serif" w:hint="eastAsia"/>
-          <w:sz w:val="20"/>
-          <w:szCs w:val="20"/>
-        </w:rPr>
-        <w:t>大军鼓</w:t>
-      </w:r>
-      <w:r>
-        <w:rPr>
-          <w:rFonts w:ascii="Noto Serif SC" w:eastAsia="Noto Serif SC" w:hAnsi="Noto Serif SC" w:cs="Noto Serif"/>
-          <w:sz w:val="20"/>
-          <w:szCs w:val="20"/>
-        </w:rPr>
-        <w:t xml:space="preserve"> Bass </w:t>
-      </w:r>
-      <w:r>
-        <w:rPr>
-          <w:rFonts w:ascii="Noto Serif SC" w:eastAsia="Noto Serif SC" w:hAnsi="Noto Serif SC" w:cs="Noto Serif"/>
-          <w:sz w:val="20"/>
-          <w:szCs w:val="20"/>
-        </w:rPr>
-        <w:t>D</w:t>
-      </w:r>
-      <w:r>
-        <w:rPr>
-          <w:rFonts w:ascii="Noto Serif SC" w:eastAsia="Noto Serif SC" w:hAnsi="Noto Serif SC" w:cs="Noto Serif"/>
-          <w:sz w:val="20"/>
-          <w:szCs w:val="20"/>
-        </w:rPr>
-        <w:t>rum</w:t>
-      </w:r>
-    </w:p>
-    <w:p>
-      <w:pPr>
-        <w:ind w:left="288"/>
-        <w:rPr>
-          <w:rFonts w:ascii="Noto Serif SC" w:eastAsia="Noto Serif SC" w:hAnsi="Noto Serif SC" w:cs="Noto Serif"/>
-          <w:sz w:val="20"/>
-          <w:szCs w:val="20"/>
-        </w:rPr>
-      </w:pPr>
-      <w:r>
-        <w:rPr>
-          <w:rFonts w:ascii="Noto Serif SC" w:eastAsia="Noto Serif SC" w:hAnsi="Noto Serif SC" w:cs="Noto Serif"/>
-          <w:sz w:val="20"/>
-          <w:szCs w:val="20"/>
-          <w:lang w:val="en-US"/>
-        </w:rPr>
-        <w:t xml:space="preserve">V: </w:t>
-      </w:r>
-      <w:r>
-        <w:rPr>
-          <w:rFonts w:ascii="Noto Serif SC" w:eastAsia="Noto Serif SC" w:hAnsi="Noto Serif SC" w:cs="Noto Serif" w:hint="eastAsia"/>
-          <w:sz w:val="20"/>
-          <w:szCs w:val="20"/>
-          <w:lang w:val="en-US"/>
-        </w:rPr>
-        <w:t>低音锣</w:t>
-      </w:r>
-      <w:r>
-        <w:rPr>
-          <w:rFonts w:ascii="Noto Serif SC" w:eastAsia="Noto Serif SC" w:hAnsi="Noto Serif SC" w:cs="Noto Serif"/>
-          <w:sz w:val="20"/>
-          <w:szCs w:val="20"/>
-        </w:rPr>
-        <w:t xml:space="preserve"> </w:t>
-      </w:r>
-      <w:r>
-        <w:rPr>
-          <w:rFonts w:ascii="Noto Serif SC" w:eastAsia="Noto Serif SC" w:hAnsi="Noto Serif SC" w:cs="Noto Serif"/>
-          <w:sz w:val="20"/>
-          <w:szCs w:val="20"/>
-        </w:rPr>
-        <w:t xml:space="preserve">Tam-tam, </w:t>
-      </w:r>
-      <w:r>
-        <w:rPr>
-          <w:rFonts w:ascii="Noto Serif SC" w:eastAsia="Noto Serif SC" w:hAnsi="Noto Serif SC" w:cs="Noto Serif" w:hint="eastAsia"/>
-          <w:sz w:val="20"/>
-          <w:szCs w:val="20"/>
-        </w:rPr>
-        <w:t>颤音琴</w:t>
+          <w:sz w:val="20"/>
+          <w:szCs w:val="20"/>
+        </w:rPr>
+        <w:t>Tam-tam,</w:t>
+      </w:r>
+      <w:r>
+        <w:rPr>
+          <w:rFonts w:ascii="Noto Serif SC" w:eastAsia="Noto Serif SC" w:hAnsi="Noto Serif SC" w:cs="Noto Serif"/>
+          <w:sz w:val="20"/>
+          <w:szCs w:val="20"/>
+        </w:rPr>
+        <w:t>铝板琴</w:t>
       </w:r>
       <w:r>
         <w:rPr>
